--- a/4_attestacionnyj_list.docx
+++ b/4_attestacionnyj_list.docx
@@ -16,8 +16,6 @@
           <w:szCs w:val="28"/>
         </w:rPr>
       </w:pPr>
-      <w:bookmarkStart w:id="0" w:name="_GoBack"/>
-      <w:bookmarkEnd w:id="0"/>
       <w:r>
         <w:rPr>
           <w:rFonts w:ascii="Times New Roman" w:hAnsi="Times New Roman"/>
@@ -51,7 +49,90 @@
           <w:sz w:val="24"/>
           <w:szCs w:val="24"/>
         </w:rPr>
-        <w:t xml:space="preserve">____________________________________________________________________________________, </w:t>
+        <w:t>________</w:t>
+      </w:r>
+      <w:r>
+        <w:rPr>
+          <w:rFonts w:ascii="Times New Roman" w:hAnsi="Times New Roman"/>
+          <w:sz w:val="24"/>
+          <w:szCs w:val="24"/>
+          <w:u w:val="single"/>
+        </w:rPr>
+        <w:t xml:space="preserve">                </w:t>
+      </w:r>
+      <w:r>
+        <w:rPr>
+          <w:rFonts w:ascii="Times New Roman" w:hAnsi="Times New Roman"/>
+          <w:sz w:val="24"/>
+          <w:szCs w:val="24"/>
+          <w:u w:val="single"/>
+        </w:rPr>
+        <w:t xml:space="preserve">                   </w:t>
+      </w:r>
+      <w:r>
+        <w:rPr>
+          <w:rFonts w:ascii="Times New Roman" w:hAnsi="Times New Roman"/>
+          <w:sz w:val="24"/>
+          <w:szCs w:val="24"/>
+          <w:u w:val="single"/>
+        </w:rPr>
+        <w:t xml:space="preserve">        </w:t>
+      </w:r>
+      <w:proofErr w:type="spellStart"/>
+      <w:r>
+        <w:rPr>
+          <w:rFonts w:ascii="Times New Roman" w:hAnsi="Times New Roman"/>
+          <w:sz w:val="24"/>
+          <w:szCs w:val="24"/>
+          <w:u w:val="single"/>
+        </w:rPr>
+        <w:t>Гилязев</w:t>
+      </w:r>
+      <w:proofErr w:type="spellEnd"/>
+      <w:r>
+        <w:rPr>
+          <w:rFonts w:ascii="Times New Roman" w:hAnsi="Times New Roman"/>
+          <w:sz w:val="24"/>
+          <w:szCs w:val="24"/>
+          <w:u w:val="single"/>
+        </w:rPr>
+        <w:t xml:space="preserve"> Тимур </w:t>
+      </w:r>
+      <w:proofErr w:type="spellStart"/>
+      <w:r>
+        <w:rPr>
+          <w:rFonts w:ascii="Times New Roman" w:hAnsi="Times New Roman"/>
+          <w:sz w:val="24"/>
+          <w:szCs w:val="24"/>
+          <w:u w:val="single"/>
+        </w:rPr>
+        <w:t>Ильшатович</w:t>
+      </w:r>
+      <w:proofErr w:type="spellEnd"/>
+      <w:r>
+        <w:rPr>
+          <w:rFonts w:ascii="Times New Roman" w:hAnsi="Times New Roman"/>
+          <w:sz w:val="24"/>
+          <w:szCs w:val="24"/>
+        </w:rPr>
+        <w:t>_________</w:t>
+      </w:r>
+      <w:r>
+        <w:rPr>
+          <w:rFonts w:ascii="Times New Roman" w:hAnsi="Times New Roman"/>
+          <w:sz w:val="24"/>
+          <w:szCs w:val="24"/>
+          <w:u w:val="single"/>
+        </w:rPr>
+        <w:t xml:space="preserve">                     </w:t>
+      </w:r>
+      <w:r>
+        <w:rPr>
+          <w:rFonts w:ascii="Times New Roman" w:hAnsi="Times New Roman"/>
+          <w:sz w:val="24"/>
+          <w:szCs w:val="24"/>
+        </w:rPr>
+        <w:t xml:space="preserve">_________, </w:t>
       </w:r>
     </w:p>
     <w:p>
@@ -136,7 +217,24 @@
           <w:sz w:val="24"/>
           <w:szCs w:val="24"/>
         </w:rPr>
-        <w:t xml:space="preserve"> группы __________ по направлению подготовки/ специальности </w:t>
+        <w:t xml:space="preserve"> группы </w:t>
+      </w:r>
+      <w:r>
+        <w:rPr>
+          <w:rFonts w:ascii="Times New Roman" w:hAnsi="Times New Roman"/>
+          <w:sz w:val="24"/>
+          <w:szCs w:val="24"/>
+          <w:u w:val="single"/>
+        </w:rPr>
+        <w:t>ОБОз-12409МОрпо</w:t>
+      </w:r>
+      <w:r>
+        <w:rPr>
+          <w:rFonts w:ascii="Times New Roman" w:hAnsi="Times New Roman"/>
+          <w:sz w:val="24"/>
+          <w:szCs w:val="24"/>
+        </w:rPr>
+        <w:t xml:space="preserve"> по направлению подготовки/ специальности </w:t>
       </w:r>
       <w:r>
         <w:rPr>
@@ -540,7 +638,24 @@
           <w:sz w:val="24"/>
           <w:szCs w:val="24"/>
         </w:rPr>
-        <w:t>в объеме ____ часов</w:t>
+        <w:t xml:space="preserve">в объеме </w:t>
+      </w:r>
+      <w:r>
+        <w:rPr>
+          <w:rFonts w:ascii="Times New Roman" w:hAnsi="Times New Roman"/>
+          <w:sz w:val="24"/>
+          <w:szCs w:val="24"/>
+          <w:u w:val="single"/>
+        </w:rPr>
+        <w:t>324</w:t>
+      </w:r>
+      <w:r>
+        <w:rPr>
+          <w:rFonts w:ascii="Times New Roman" w:hAnsi="Times New Roman"/>
+          <w:sz w:val="24"/>
+          <w:szCs w:val="24"/>
+        </w:rPr>
+        <w:t xml:space="preserve"> часов</w:t>
       </w:r>
       <w:r>
         <w:rPr>
@@ -566,7 +681,107 @@
           <w:sz w:val="24"/>
           <w:szCs w:val="24"/>
         </w:rPr>
-        <w:t>с «___» _______ 20__ года по «___» _______ 20__ года</w:t>
+        <w:t>с «</w:t>
+      </w:r>
+      <w:r>
+        <w:rPr>
+          <w:rFonts w:ascii="Times New Roman" w:hAnsi="Times New Roman"/>
+          <w:sz w:val="24"/>
+          <w:szCs w:val="24"/>
+          <w:u w:val="single"/>
+        </w:rPr>
+        <w:t>15</w:t>
+      </w:r>
+      <w:r>
+        <w:rPr>
+          <w:rFonts w:ascii="Times New Roman" w:hAnsi="Times New Roman"/>
+          <w:sz w:val="24"/>
+          <w:szCs w:val="24"/>
+        </w:rPr>
+        <w:t xml:space="preserve">» </w:t>
+      </w:r>
+      <w:r>
+        <w:rPr>
+          <w:rFonts w:ascii="Times New Roman" w:hAnsi="Times New Roman"/>
+          <w:sz w:val="24"/>
+          <w:szCs w:val="24"/>
+          <w:u w:val="single"/>
+        </w:rPr>
+        <w:t>июня</w:t>
+      </w:r>
+      <w:r>
+        <w:rPr>
+          <w:rFonts w:ascii="Times New Roman" w:hAnsi="Times New Roman"/>
+          <w:sz w:val="24"/>
+          <w:szCs w:val="24"/>
+        </w:rPr>
+        <w:t xml:space="preserve"> 20</w:t>
+      </w:r>
+      <w:r>
+        <w:rPr>
+          <w:rFonts w:ascii="Times New Roman" w:hAnsi="Times New Roman"/>
+          <w:sz w:val="24"/>
+          <w:szCs w:val="24"/>
+        </w:rPr>
+        <w:t>26</w:t>
+      </w:r>
+      <w:r>
+        <w:rPr>
+          <w:rFonts w:ascii="Times New Roman" w:hAnsi="Times New Roman"/>
+          <w:sz w:val="24"/>
+          <w:szCs w:val="24"/>
+        </w:rPr>
+        <w:t xml:space="preserve"> года по «</w:t>
+      </w:r>
+      <w:r>
+        <w:rPr>
+          <w:rFonts w:ascii="Times New Roman" w:hAnsi="Times New Roman"/>
+          <w:sz w:val="24"/>
+          <w:szCs w:val="24"/>
+          <w:u w:val="single"/>
+        </w:rPr>
+        <w:t>26</w:t>
+      </w:r>
+      <w:r>
+        <w:rPr>
+          <w:rFonts w:ascii="Times New Roman" w:hAnsi="Times New Roman"/>
+          <w:sz w:val="24"/>
+          <w:szCs w:val="24"/>
+        </w:rPr>
+        <w:t xml:space="preserve">» </w:t>
+      </w:r>
+      <w:r>
+        <w:rPr>
+          <w:rFonts w:ascii="Times New Roman" w:hAnsi="Times New Roman"/>
+          <w:sz w:val="24"/>
+          <w:szCs w:val="24"/>
+          <w:u w:val="single"/>
+        </w:rPr>
+        <w:t>июля</w:t>
+      </w:r>
+      <w:r>
+        <w:rPr>
+          <w:rFonts w:ascii="Times New Roman" w:hAnsi="Times New Roman"/>
+          <w:sz w:val="24"/>
+          <w:szCs w:val="24"/>
+        </w:rPr>
+        <w:t xml:space="preserve"> 20</w:t>
+      </w:r>
+      <w:r>
+        <w:rPr>
+          <w:rFonts w:ascii="Times New Roman" w:hAnsi="Times New Roman"/>
+          <w:sz w:val="24"/>
+          <w:szCs w:val="24"/>
+        </w:rPr>
+        <w:t>26</w:t>
+      </w:r>
+      <w:r>
+        <w:rPr>
+          <w:rFonts w:ascii="Times New Roman" w:hAnsi="Times New Roman"/>
+          <w:sz w:val="24"/>
+          <w:szCs w:val="24"/>
+        </w:rPr>
+        <w:t xml:space="preserve"> года</w:t>
       </w:r>
       <w:r>
         <w:rPr>
@@ -694,6 +909,7 @@
         </w:rPr>
         <w:t xml:space="preserve">Индивидуальное задание обучающимся (нужное отметить </w:t>
       </w:r>
+      <w:bookmarkStart w:id="0" w:name="_GoBack"/>
       <w:r>
         <w:rPr>
           <w:rFonts w:ascii="Times New Roman" w:eastAsia="Times New Roman" w:hAnsi="Times New Roman"/>
@@ -704,6 +920,7 @@
         </w:rPr>
         <w:sym w:font="Symbol" w:char="F0D6"/>
       </w:r>
+      <w:bookmarkEnd w:id="0"/>
       <w:r>
         <w:rPr>
           <w:rFonts w:ascii="Times New Roman" w:eastAsia="Times New Roman" w:hAnsi="Times New Roman"/>
@@ -3402,7 +3619,7 @@
             </wp:anchor>
           </w:drawing>
         </mc:Choice>
-        <mc:Fallback xmlns:w16sdtdh="http://schemas.microsoft.com/office/word/2020/wordml/sdtdatahash" xmlns:w16="http://schemas.microsoft.com/office/word/2018/wordml" xmlns:w16cid="http://schemas.microsoft.com/office/word/2016/wordml/cid" xmlns:w16cex="http://schemas.microsoft.com/office/word/2018/wordml/cex" xmlns:oel="http://schemas.microsoft.com/office/2019/extlst" xmlns:am3d="http://schemas.microsoft.com/office/drawing/2017/model3d" xmlns:aink="http://schemas.microsoft.com/office/drawing/2016/ink" xmlns:cx8="http://schemas.microsoft.com/office/drawing/2016/5/14/chartex" xmlns:cx7="http://schemas.microsoft.com/office/drawing/2016/5/13/chartex" xmlns:cx6="http://schemas.microsoft.com/office/drawing/2016/5/12/chartex" xmlns:cx5="http://schemas.microsoft.com/office/drawing/2016/5/11/chartex" xmlns:cx4="http://schemas.microsoft.com/office/drawing/2016/5/10/chartex" xmlns:cx3="http://schemas.microsoft.com/office/drawing/2016/5/9/chartex" xmlns:cx2="http://schemas.microsoft.com/office/drawing/2015/10/21/chartex" xmlns:cx1="http://schemas.microsoft.com/office/drawing/2015/9/8/chartex">
+        <mc:Fallback xmlns:cx1="http://schemas.microsoft.com/office/drawing/2015/9/8/chartex" xmlns:cx2="http://schemas.microsoft.com/office/drawing/2015/10/21/chartex" xmlns:cx3="http://schemas.microsoft.com/office/drawing/2016/5/9/chartex" xmlns:cx4="http://schemas.microsoft.com/office/drawing/2016/5/10/chartex" xmlns:cx5="http://schemas.microsoft.com/office/drawing/2016/5/11/chartex" xmlns:cx6="http://schemas.microsoft.com/office/drawing/2016/5/12/chartex" xmlns:cx7="http://schemas.microsoft.com/office/drawing/2016/5/13/chartex" xmlns:cx8="http://schemas.microsoft.com/office/drawing/2016/5/14/chartex" xmlns:aink="http://schemas.microsoft.com/office/drawing/2016/ink" xmlns:am3d="http://schemas.microsoft.com/office/drawing/2017/model3d" xmlns:oel="http://schemas.microsoft.com/office/2019/extlst" xmlns:w16cex="http://schemas.microsoft.com/office/word/2018/wordml/cex" xmlns:w16cid="http://schemas.microsoft.com/office/word/2016/wordml/cid" xmlns:w16="http://schemas.microsoft.com/office/word/2018/wordml" xmlns:w16sdtdh="http://schemas.microsoft.com/office/word/2020/wordml/sdtdatahash">
           <w:pict>
             <v:line w14:anchorId="11551049" id="Прямая соединительная линия 6" o:spid="_x0000_s1026" style="position:absolute;z-index:251660288;visibility:visible;mso-wrap-style:square;mso-width-percent:0;mso-height-percent:0;mso-wrap-distance-left:9pt;mso-wrap-distance-top:0;mso-wrap-distance-right:9pt;mso-wrap-distance-bottom:0;mso-position-horizontal:absolute;mso-position-horizontal-relative:margin;mso-position-vertical:absolute;mso-position-vertical-relative:text;mso-width-percent:0;mso-height-percent:0;mso-width-relative:margin;mso-height-relative:margin" from="141.35pt,7.35pt" to="478.85pt,7.35pt" o:gfxdata="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" strokecolor="red" strokeweight="1pt">
               <v:stroke joinstyle="miter"/>
@@ -9117,7 +9334,7 @@
 </file>
 
 <file path=customXml/itemProps1.xml><?xml version="1.0" encoding="utf-8"?>
-<ds:datastoreItem xmlns:ds="http://schemas.openxmlformats.org/officeDocument/2006/customXml" ds:itemID="{2BDDC64F-C137-4D4C-A854-73237C2DD6A2}">
+<ds:datastoreItem xmlns:ds="http://schemas.openxmlformats.org/officeDocument/2006/customXml" ds:itemID="{26E377B4-E89D-436C-92F6-E53615F52778}">
   <ds:schemaRefs>
     <ds:schemaRef ds:uri="http://schemas.openxmlformats.org/officeDocument/2006/bibliography"/>
   </ds:schemaRefs>

--- a/4_attestacionnyj_list.docx
+++ b/4_attestacionnyj_list.docx
@@ -909,7 +909,6 @@
         </w:rPr>
         <w:t xml:space="preserve">Индивидуальное задание обучающимся (нужное отметить </w:t>
       </w:r>
-      <w:bookmarkStart w:id="0" w:name="_GoBack"/>
       <w:r>
         <w:rPr>
           <w:rFonts w:ascii="Times New Roman" w:eastAsia="Times New Roman" w:hAnsi="Times New Roman"/>
@@ -920,7 +919,6 @@
         </w:rPr>
         <w:sym w:font="Symbol" w:char="F0D6"/>
       </w:r>
-      <w:bookmarkEnd w:id="0"/>
       <w:r>
         <w:rPr>
           <w:rFonts w:ascii="Times New Roman" w:eastAsia="Times New Roman" w:hAnsi="Times New Roman"/>
@@ -3217,7 +3215,7 @@
                 <w:szCs w:val="24"/>
               </w:rPr>
             </w:pPr>
-            <w:bookmarkStart w:id="1" w:name="_Toc192604612"/>
+            <w:bookmarkStart w:id="0" w:name="_Toc192604612"/>
             <w:r>
               <w:rPr>
                 <w:rFonts w:ascii="Times New Roman" w:hAnsi="Times New Roman"/>
@@ -3226,7 +3224,7 @@
               </w:rPr>
               <w:t>Руководитель практики</w:t>
             </w:r>
-            <w:bookmarkEnd w:id="1"/>
+            <w:bookmarkEnd w:id="0"/>
             <w:r>
               <w:rPr>
                 <w:rFonts w:ascii="Times New Roman" w:hAnsi="Times New Roman"/>
@@ -3246,7 +3244,7 @@
                 <w:szCs w:val="28"/>
               </w:rPr>
             </w:pPr>
-            <w:bookmarkStart w:id="2" w:name="_Toc192604613"/>
+            <w:bookmarkStart w:id="1" w:name="_Toc192604613"/>
             <w:r>
               <w:rPr>
                 <w:rFonts w:ascii="Times New Roman" w:hAnsi="Times New Roman"/>
@@ -3255,7 +3253,7 @@
               </w:rPr>
               <w:t>от Образовательной организации</w:t>
             </w:r>
-            <w:bookmarkEnd w:id="2"/>
+            <w:bookmarkEnd w:id="1"/>
           </w:p>
         </w:tc>
         <w:tc>
@@ -3272,16 +3270,43 @@
                 <w:szCs w:val="28"/>
               </w:rPr>
             </w:pPr>
-            <w:bookmarkStart w:id="3" w:name="_Toc192604614"/>
+            <w:bookmarkStart w:id="2" w:name="_Toc192604614"/>
+            <w:r>
+              <w:rPr>
+                <w:rFonts w:ascii="Times New Roman" w:hAnsi="Times New Roman"/>
+                <w:sz w:val="24"/>
+                <w:szCs w:val="28"/>
+                <w:u w:val="single"/>
+              </w:rPr>
+              <w:t>Ефимова Маргарита Владимировна</w:t>
+            </w:r>
             <w:r>
               <w:rPr>
                 <w:rFonts w:ascii="Times New Roman" w:hAnsi="Times New Roman"/>
                 <w:sz w:val="28"/>
                 <w:szCs w:val="28"/>
               </w:rPr>
-              <w:t>__________________________________________</w:t>
+              <w:t>______</w:t>
             </w:r>
+            <w:r>
+              <w:rPr>
+                <w:rFonts w:ascii="Times New Roman" w:hAnsi="Times New Roman"/>
+                <w:sz w:val="28"/>
+                <w:szCs w:val="28"/>
+              </w:rPr>
+              <w:t>_</w:t>
+            </w:r>
+            <w:bookmarkStart w:id="3" w:name="_GoBack"/>
             <w:bookmarkEnd w:id="3"/>
+            <w:r>
+              <w:rPr>
+                <w:rFonts w:ascii="Times New Roman" w:hAnsi="Times New Roman"/>
+                <w:sz w:val="28"/>
+                <w:szCs w:val="28"/>
+              </w:rPr>
+              <w:t>________</w:t>
+            </w:r>
+            <w:bookmarkEnd w:id="2"/>
           </w:p>
           <w:p>
             <w:pPr>
@@ -3312,7 +3337,27 @@
                 <w:szCs w:val="28"/>
                 <w:vertAlign w:val="superscript"/>
               </w:rPr>
-              <w:t>(Ф.И.О.)                                                  (подпись)</w:t>
+              <w:t xml:space="preserve">(Ф.И.О.)                                                 </w:t>
+            </w:r>
+            <w:r>
+              <w:rPr>
+                <w:rFonts w:ascii="Times New Roman" w:hAnsi="Times New Roman"/>
+                <w:i/>
+                <w:sz w:val="28"/>
+                <w:szCs w:val="28"/>
+                <w:vertAlign w:val="superscript"/>
+              </w:rPr>
+              <w:t xml:space="preserve">     </w:t>
+            </w:r>
+            <w:r>
+              <w:rPr>
+                <w:rFonts w:ascii="Times New Roman" w:hAnsi="Times New Roman"/>
+                <w:i/>
+                <w:sz w:val="28"/>
+                <w:szCs w:val="28"/>
+                <w:vertAlign w:val="superscript"/>
+              </w:rPr>
+              <w:t xml:space="preserve"> (подпись)</w:t>
             </w:r>
             <w:bookmarkEnd w:id="4"/>
           </w:p>
@@ -3619,7 +3664,7 @@
             </wp:anchor>
           </w:drawing>
         </mc:Choice>
-        <mc:Fallback xmlns:cx1="http://schemas.microsoft.com/office/drawing/2015/9/8/chartex" xmlns:cx2="http://schemas.microsoft.com/office/drawing/2015/10/21/chartex" xmlns:cx3="http://schemas.microsoft.com/office/drawing/2016/5/9/chartex" xmlns:cx4="http://schemas.microsoft.com/office/drawing/2016/5/10/chartex" xmlns:cx5="http://schemas.microsoft.com/office/drawing/2016/5/11/chartex" xmlns:cx6="http://schemas.microsoft.com/office/drawing/2016/5/12/chartex" xmlns:cx7="http://schemas.microsoft.com/office/drawing/2016/5/13/chartex" xmlns:cx8="http://schemas.microsoft.com/office/drawing/2016/5/14/chartex" xmlns:aink="http://schemas.microsoft.com/office/drawing/2016/ink" xmlns:am3d="http://schemas.microsoft.com/office/drawing/2017/model3d" xmlns:oel="http://schemas.microsoft.com/office/2019/extlst" xmlns:w16cex="http://schemas.microsoft.com/office/word/2018/wordml/cex" xmlns:w16cid="http://schemas.microsoft.com/office/word/2016/wordml/cid" xmlns:w16="http://schemas.microsoft.com/office/word/2018/wordml" xmlns:w16sdtdh="http://schemas.microsoft.com/office/word/2020/wordml/sdtdatahash">
+        <mc:Fallback xmlns:w16sdtdh="http://schemas.microsoft.com/office/word/2020/wordml/sdtdatahash" xmlns:w16="http://schemas.microsoft.com/office/word/2018/wordml" xmlns:w16cid="http://schemas.microsoft.com/office/word/2016/wordml/cid" xmlns:w16cex="http://schemas.microsoft.com/office/word/2018/wordml/cex" xmlns:oel="http://schemas.microsoft.com/office/2019/extlst" xmlns:am3d="http://schemas.microsoft.com/office/drawing/2017/model3d" xmlns:aink="http://schemas.microsoft.com/office/drawing/2016/ink" xmlns:cx8="http://schemas.microsoft.com/office/drawing/2016/5/14/chartex" xmlns:cx7="http://schemas.microsoft.com/office/drawing/2016/5/13/chartex" xmlns:cx6="http://schemas.microsoft.com/office/drawing/2016/5/12/chartex" xmlns:cx5="http://schemas.microsoft.com/office/drawing/2016/5/11/chartex" xmlns:cx4="http://schemas.microsoft.com/office/drawing/2016/5/10/chartex" xmlns:cx3="http://schemas.microsoft.com/office/drawing/2016/5/9/chartex" xmlns:cx2="http://schemas.microsoft.com/office/drawing/2015/10/21/chartex" xmlns:cx1="http://schemas.microsoft.com/office/drawing/2015/9/8/chartex">
           <w:pict>
             <v:line w14:anchorId="11551049" id="Прямая соединительная линия 6" o:spid="_x0000_s1026" style="position:absolute;z-index:251660288;visibility:visible;mso-wrap-style:square;mso-width-percent:0;mso-height-percent:0;mso-wrap-distance-left:9pt;mso-wrap-distance-top:0;mso-wrap-distance-right:9pt;mso-wrap-distance-bottom:0;mso-position-horizontal:absolute;mso-position-horizontal-relative:margin;mso-position-vertical:absolute;mso-position-vertical-relative:text;mso-width-percent:0;mso-height-percent:0;mso-width-relative:margin;mso-height-relative:margin" from="141.35pt,7.35pt" to="478.85pt,7.35pt" o:gfxdata="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" strokecolor="red" strokeweight="1pt">
               <v:stroke joinstyle="miter"/>
@@ -9334,7 +9379,7 @@
 </file>
 
 <file path=customXml/itemProps1.xml><?xml version="1.0" encoding="utf-8"?>
-<ds:datastoreItem xmlns:ds="http://schemas.openxmlformats.org/officeDocument/2006/customXml" ds:itemID="{26E377B4-E89D-436C-92F6-E53615F52778}">
+<ds:datastoreItem xmlns:ds="http://schemas.openxmlformats.org/officeDocument/2006/customXml" ds:itemID="{34A429A6-EF1E-49A6-9E86-2B558AE8E0E1}">
   <ds:schemaRefs>
     <ds:schemaRef ds:uri="http://schemas.openxmlformats.org/officeDocument/2006/bibliography"/>
   </ds:schemaRefs>
